--- a/uniube/4/Relatorio_Semana3_Relato_Academico_ABNT.docx
+++ b/uniube/4/Relatorio_Semana3_Relato_Academico_ABNT.docx
@@ -584,6 +584,7 @@
             <w:pPr>
               <w:pStyle w:val="Normal"/>
               <w:widowControl/>
+              <w:suppressAutoHyphens w:val="true"/>
               <w:spacing w:lineRule="auto" w:line="240" w:before="0" w:after="0"/>
               <w:jc w:val="center"/>
               <w:rPr>
@@ -617,6 +618,7 @@
             <w:pPr>
               <w:pStyle w:val="Normal"/>
               <w:widowControl/>
+              <w:suppressAutoHyphens w:val="true"/>
               <w:spacing w:lineRule="auto" w:line="240" w:before="0" w:after="0"/>
               <w:jc w:val="center"/>
               <w:rPr>
@@ -653,6 +655,7 @@
             <w:pPr>
               <w:pStyle w:val="Normal"/>
               <w:widowControl/>
+              <w:suppressAutoHyphens w:val="true"/>
               <w:spacing w:lineRule="auto" w:line="240" w:before="0" w:after="0"/>
               <w:jc w:val="left"/>
               <w:rPr>
@@ -686,6 +689,7 @@
             <w:pPr>
               <w:pStyle w:val="Normal"/>
               <w:widowControl/>
+              <w:suppressAutoHyphens w:val="true"/>
               <w:spacing w:lineRule="auto" w:line="240" w:before="0" w:after="0"/>
               <w:jc w:val="left"/>
               <w:rPr>
@@ -722,6 +726,7 @@
             <w:pPr>
               <w:pStyle w:val="Normal"/>
               <w:widowControl/>
+              <w:suppressAutoHyphens w:val="true"/>
               <w:spacing w:lineRule="auto" w:line="240" w:before="0" w:after="0"/>
               <w:jc w:val="left"/>
               <w:rPr>
@@ -755,6 +760,7 @@
             <w:pPr>
               <w:pStyle w:val="Normal"/>
               <w:widowControl/>
+              <w:suppressAutoHyphens w:val="true"/>
               <w:spacing w:lineRule="auto" w:line="240" w:before="0" w:after="0"/>
               <w:jc w:val="left"/>
               <w:rPr>
@@ -791,6 +797,7 @@
             <w:pPr>
               <w:pStyle w:val="Normal"/>
               <w:widowControl/>
+              <w:suppressAutoHyphens w:val="true"/>
               <w:spacing w:lineRule="auto" w:line="240" w:before="0" w:after="0"/>
               <w:jc w:val="left"/>
               <w:rPr>
@@ -824,6 +831,7 @@
             <w:pPr>
               <w:pStyle w:val="Normal"/>
               <w:widowControl/>
+              <w:suppressAutoHyphens w:val="true"/>
               <w:spacing w:lineRule="auto" w:line="240" w:before="0" w:after="0"/>
               <w:jc w:val="left"/>
               <w:rPr>
@@ -860,6 +868,7 @@
             <w:pPr>
               <w:pStyle w:val="Normal"/>
               <w:widowControl/>
+              <w:suppressAutoHyphens w:val="true"/>
               <w:spacing w:lineRule="auto" w:line="240" w:before="0" w:after="0"/>
               <w:jc w:val="left"/>
               <w:rPr>
@@ -893,6 +902,7 @@
             <w:pPr>
               <w:pStyle w:val="Normal"/>
               <w:widowControl/>
+              <w:suppressAutoHyphens w:val="true"/>
               <w:spacing w:lineRule="auto" w:line="240" w:before="0" w:after="0"/>
               <w:jc w:val="left"/>
               <w:rPr>
@@ -929,6 +939,7 @@
             <w:pPr>
               <w:pStyle w:val="Normal"/>
               <w:widowControl/>
+              <w:suppressAutoHyphens w:val="true"/>
               <w:spacing w:lineRule="auto" w:line="240" w:before="0" w:after="0"/>
               <w:jc w:val="left"/>
               <w:rPr>
@@ -962,6 +973,7 @@
             <w:pPr>
               <w:pStyle w:val="Normal"/>
               <w:widowControl/>
+              <w:suppressAutoHyphens w:val="true"/>
               <w:spacing w:lineRule="auto" w:line="240" w:before="0" w:after="0"/>
               <w:jc w:val="left"/>
               <w:rPr>
@@ -998,6 +1010,7 @@
             <w:pPr>
               <w:pStyle w:val="Normal"/>
               <w:widowControl/>
+              <w:suppressAutoHyphens w:val="true"/>
               <w:spacing w:lineRule="auto" w:line="240" w:before="0" w:after="0"/>
               <w:jc w:val="left"/>
               <w:rPr>
@@ -1031,6 +1044,7 @@
             <w:pPr>
               <w:pStyle w:val="Normal"/>
               <w:widowControl/>
+              <w:suppressAutoHyphens w:val="true"/>
               <w:spacing w:lineRule="auto" w:line="240" w:before="0" w:after="0"/>
               <w:jc w:val="left"/>
               <w:rPr>
@@ -1067,6 +1081,7 @@
             <w:pPr>
               <w:pStyle w:val="Normal"/>
               <w:widowControl/>
+              <w:suppressAutoHyphens w:val="true"/>
               <w:spacing w:lineRule="auto" w:line="240" w:before="0" w:after="0"/>
               <w:jc w:val="left"/>
               <w:rPr>
@@ -1100,6 +1115,7 @@
             <w:pPr>
               <w:pStyle w:val="Normal"/>
               <w:widowControl/>
+              <w:suppressAutoHyphens w:val="true"/>
               <w:spacing w:lineRule="auto" w:line="240" w:before="0" w:after="0"/>
               <w:jc w:val="left"/>
               <w:rPr>
@@ -1136,6 +1152,7 @@
             <w:pPr>
               <w:pStyle w:val="Normal"/>
               <w:widowControl/>
+              <w:suppressAutoHyphens w:val="true"/>
               <w:spacing w:lineRule="auto" w:line="240" w:before="0" w:after="0"/>
               <w:jc w:val="left"/>
               <w:rPr>
@@ -1169,6 +1186,7 @@
             <w:pPr>
               <w:pStyle w:val="Normal"/>
               <w:widowControl/>
+              <w:suppressAutoHyphens w:val="true"/>
               <w:spacing w:lineRule="auto" w:line="240" w:before="0" w:after="0"/>
               <w:jc w:val="left"/>
               <w:rPr>
@@ -1340,6 +1358,7 @@
             <w:pPr>
               <w:pStyle w:val="Normal"/>
               <w:widowControl/>
+              <w:suppressAutoHyphens w:val="true"/>
               <w:spacing w:lineRule="auto" w:line="240" w:before="0" w:after="0"/>
               <w:jc w:val="center"/>
               <w:rPr>
@@ -1373,6 +1392,7 @@
             <w:pPr>
               <w:pStyle w:val="Normal"/>
               <w:widowControl/>
+              <w:suppressAutoHyphens w:val="true"/>
               <w:spacing w:lineRule="auto" w:line="240" w:before="0" w:after="0"/>
               <w:jc w:val="center"/>
               <w:rPr>
@@ -1406,6 +1426,7 @@
             <w:pPr>
               <w:pStyle w:val="Normal"/>
               <w:widowControl/>
+              <w:suppressAutoHyphens w:val="true"/>
               <w:spacing w:lineRule="auto" w:line="240" w:before="0" w:after="0"/>
               <w:jc w:val="center"/>
               <w:rPr>
@@ -1442,6 +1463,7 @@
             <w:pPr>
               <w:pStyle w:val="Normal"/>
               <w:widowControl/>
+              <w:suppressAutoHyphens w:val="true"/>
               <w:spacing w:lineRule="auto" w:line="240" w:before="0" w:after="0"/>
               <w:jc w:val="left"/>
               <w:rPr>
@@ -1475,6 +1497,7 @@
             <w:pPr>
               <w:pStyle w:val="Normal"/>
               <w:widowControl/>
+              <w:suppressAutoHyphens w:val="true"/>
               <w:spacing w:lineRule="auto" w:line="240" w:before="0" w:after="0"/>
               <w:jc w:val="left"/>
               <w:rPr>
@@ -1508,6 +1531,7 @@
             <w:pPr>
               <w:pStyle w:val="Normal"/>
               <w:widowControl/>
+              <w:suppressAutoHyphens w:val="true"/>
               <w:spacing w:lineRule="auto" w:line="240" w:before="0" w:after="0"/>
               <w:jc w:val="left"/>
               <w:rPr>
@@ -1544,6 +1568,7 @@
             <w:pPr>
               <w:pStyle w:val="Normal"/>
               <w:widowControl/>
+              <w:suppressAutoHyphens w:val="true"/>
               <w:spacing w:lineRule="auto" w:line="240" w:before="0" w:after="0"/>
               <w:jc w:val="left"/>
               <w:rPr>
@@ -1577,6 +1602,7 @@
             <w:pPr>
               <w:pStyle w:val="Normal"/>
               <w:widowControl/>
+              <w:suppressAutoHyphens w:val="true"/>
               <w:spacing w:lineRule="auto" w:line="240" w:before="0" w:after="0"/>
               <w:jc w:val="left"/>
               <w:rPr>
@@ -1610,6 +1636,7 @@
             <w:pPr>
               <w:pStyle w:val="Normal"/>
               <w:widowControl/>
+              <w:suppressAutoHyphens w:val="true"/>
               <w:spacing w:lineRule="auto" w:line="240" w:before="0" w:after="0"/>
               <w:jc w:val="left"/>
               <w:rPr>
@@ -1646,6 +1673,7 @@
             <w:pPr>
               <w:pStyle w:val="Normal"/>
               <w:widowControl/>
+              <w:suppressAutoHyphens w:val="true"/>
               <w:spacing w:lineRule="auto" w:line="240" w:before="0" w:after="0"/>
               <w:jc w:val="left"/>
               <w:rPr>
@@ -1679,6 +1707,7 @@
             <w:pPr>
               <w:pStyle w:val="Normal"/>
               <w:widowControl/>
+              <w:suppressAutoHyphens w:val="true"/>
               <w:spacing w:lineRule="auto" w:line="240" w:before="0" w:after="0"/>
               <w:jc w:val="left"/>
               <w:rPr>
@@ -1712,6 +1741,7 @@
             <w:pPr>
               <w:pStyle w:val="Normal"/>
               <w:widowControl/>
+              <w:suppressAutoHyphens w:val="true"/>
               <w:spacing w:lineRule="auto" w:line="240" w:before="0" w:after="0"/>
               <w:jc w:val="left"/>
               <w:rPr>
@@ -1748,6 +1778,7 @@
             <w:pPr>
               <w:pStyle w:val="Normal"/>
               <w:widowControl/>
+              <w:suppressAutoHyphens w:val="true"/>
               <w:spacing w:lineRule="auto" w:line="240" w:before="0" w:after="0"/>
               <w:jc w:val="left"/>
               <w:rPr>
@@ -1781,6 +1812,7 @@
             <w:pPr>
               <w:pStyle w:val="Normal"/>
               <w:widowControl/>
+              <w:suppressAutoHyphens w:val="true"/>
               <w:spacing w:lineRule="auto" w:line="240" w:before="0" w:after="0"/>
               <w:jc w:val="left"/>
               <w:rPr>
@@ -1814,6 +1846,7 @@
             <w:pPr>
               <w:pStyle w:val="Normal"/>
               <w:widowControl/>
+              <w:suppressAutoHyphens w:val="true"/>
               <w:spacing w:lineRule="auto" w:line="240" w:before="0" w:after="0"/>
               <w:jc w:val="left"/>
               <w:rPr>
@@ -1850,6 +1883,7 @@
             <w:pPr>
               <w:pStyle w:val="Normal"/>
               <w:widowControl/>
+              <w:suppressAutoHyphens w:val="true"/>
               <w:spacing w:lineRule="auto" w:line="240" w:before="0" w:after="0"/>
               <w:jc w:val="left"/>
               <w:rPr>
@@ -1883,6 +1917,7 @@
             <w:pPr>
               <w:pStyle w:val="Normal"/>
               <w:widowControl/>
+              <w:suppressAutoHyphens w:val="true"/>
               <w:spacing w:lineRule="auto" w:line="240" w:before="0" w:after="0"/>
               <w:jc w:val="left"/>
               <w:rPr>
@@ -1916,6 +1951,7 @@
             <w:pPr>
               <w:pStyle w:val="Normal"/>
               <w:widowControl/>
+              <w:suppressAutoHyphens w:val="true"/>
               <w:spacing w:lineRule="auto" w:line="240" w:before="0" w:after="0"/>
               <w:jc w:val="left"/>
               <w:rPr>
@@ -1952,6 +1988,7 @@
             <w:pPr>
               <w:pStyle w:val="Normal"/>
               <w:widowControl/>
+              <w:suppressAutoHyphens w:val="true"/>
               <w:spacing w:lineRule="auto" w:line="240" w:before="0" w:after="0"/>
               <w:jc w:val="left"/>
               <w:rPr>
@@ -1985,6 +2022,7 @@
             <w:pPr>
               <w:pStyle w:val="Normal"/>
               <w:widowControl/>
+              <w:suppressAutoHyphens w:val="true"/>
               <w:spacing w:lineRule="auto" w:line="240" w:before="0" w:after="0"/>
               <w:jc w:val="left"/>
               <w:rPr>
@@ -2018,6 +2056,7 @@
             <w:pPr>
               <w:pStyle w:val="Normal"/>
               <w:widowControl/>
+              <w:suppressAutoHyphens w:val="true"/>
               <w:spacing w:lineRule="auto" w:line="240" w:before="0" w:after="0"/>
               <w:jc w:val="left"/>
               <w:rPr>
@@ -2054,6 +2093,7 @@
             <w:pPr>
               <w:pStyle w:val="Normal"/>
               <w:widowControl/>
+              <w:suppressAutoHyphens w:val="true"/>
               <w:spacing w:lineRule="auto" w:line="240" w:before="0" w:after="0"/>
               <w:jc w:val="left"/>
               <w:rPr>
@@ -2087,6 +2127,7 @@
             <w:pPr>
               <w:pStyle w:val="Normal"/>
               <w:widowControl/>
+              <w:suppressAutoHyphens w:val="true"/>
               <w:spacing w:lineRule="auto" w:line="240" w:before="0" w:after="0"/>
               <w:jc w:val="left"/>
               <w:rPr>
@@ -2120,6 +2161,7 @@
             <w:pPr>
               <w:pStyle w:val="Normal"/>
               <w:widowControl/>
+              <w:suppressAutoHyphens w:val="true"/>
               <w:spacing w:lineRule="auto" w:line="240" w:before="0" w:after="0"/>
               <w:jc w:val="left"/>
               <w:rPr>
@@ -2156,6 +2198,7 @@
             <w:pPr>
               <w:pStyle w:val="Normal"/>
               <w:widowControl/>
+              <w:suppressAutoHyphens w:val="true"/>
               <w:spacing w:lineRule="auto" w:line="240" w:before="0" w:after="0"/>
               <w:jc w:val="left"/>
               <w:rPr>
@@ -2189,6 +2232,7 @@
             <w:pPr>
               <w:pStyle w:val="Normal"/>
               <w:widowControl/>
+              <w:suppressAutoHyphens w:val="true"/>
               <w:spacing w:lineRule="auto" w:line="240" w:before="0" w:after="0"/>
               <w:jc w:val="left"/>
               <w:rPr>
@@ -2222,6 +2266,7 @@
             <w:pPr>
               <w:pStyle w:val="Normal"/>
               <w:widowControl/>
+              <w:suppressAutoHyphens w:val="true"/>
               <w:spacing w:lineRule="auto" w:line="240" w:before="0" w:after="0"/>
               <w:jc w:val="left"/>
               <w:rPr>
@@ -2622,6 +2667,7 @@
             <w:pPr>
               <w:pStyle w:val="Normal"/>
               <w:widowControl/>
+              <w:suppressAutoHyphens w:val="true"/>
               <w:spacing w:lineRule="auto" w:line="240" w:before="0" w:after="0"/>
               <w:jc w:val="center"/>
               <w:rPr>
@@ -2655,6 +2701,7 @@
             <w:pPr>
               <w:pStyle w:val="Normal"/>
               <w:widowControl/>
+              <w:suppressAutoHyphens w:val="true"/>
               <w:spacing w:lineRule="auto" w:line="240" w:before="0" w:after="0"/>
               <w:jc w:val="center"/>
               <w:rPr>
@@ -2691,6 +2738,7 @@
             <w:pPr>
               <w:pStyle w:val="Normal"/>
               <w:widowControl/>
+              <w:suppressAutoHyphens w:val="true"/>
               <w:spacing w:lineRule="auto" w:line="240" w:before="0" w:after="0"/>
               <w:jc w:val="left"/>
               <w:rPr>
@@ -2724,6 +2772,7 @@
             <w:pPr>
               <w:pStyle w:val="Normal"/>
               <w:widowControl/>
+              <w:suppressAutoHyphens w:val="true"/>
               <w:spacing w:lineRule="auto" w:line="240" w:before="0" w:after="0"/>
               <w:jc w:val="left"/>
               <w:rPr>
@@ -2760,6 +2809,7 @@
             <w:pPr>
               <w:pStyle w:val="Normal"/>
               <w:widowControl/>
+              <w:suppressAutoHyphens w:val="true"/>
               <w:spacing w:lineRule="auto" w:line="240" w:before="0" w:after="0"/>
               <w:jc w:val="left"/>
               <w:rPr>
@@ -2793,6 +2843,7 @@
             <w:pPr>
               <w:pStyle w:val="Normal"/>
               <w:widowControl/>
+              <w:suppressAutoHyphens w:val="true"/>
               <w:spacing w:lineRule="auto" w:line="240" w:before="0" w:after="0"/>
               <w:jc w:val="left"/>
               <w:rPr>
@@ -2829,6 +2880,7 @@
             <w:pPr>
               <w:pStyle w:val="Normal"/>
               <w:widowControl/>
+              <w:suppressAutoHyphens w:val="true"/>
               <w:spacing w:lineRule="auto" w:line="240" w:before="0" w:after="0"/>
               <w:jc w:val="left"/>
               <w:rPr>
@@ -2862,6 +2914,7 @@
             <w:pPr>
               <w:pStyle w:val="Normal"/>
               <w:widowControl/>
+              <w:suppressAutoHyphens w:val="true"/>
               <w:spacing w:lineRule="auto" w:line="240" w:before="0" w:after="0"/>
               <w:jc w:val="left"/>
               <w:rPr>
@@ -2898,6 +2951,7 @@
             <w:pPr>
               <w:pStyle w:val="Normal"/>
               <w:widowControl/>
+              <w:suppressAutoHyphens w:val="true"/>
               <w:spacing w:lineRule="auto" w:line="240" w:before="0" w:after="0"/>
               <w:jc w:val="left"/>
               <w:rPr>
@@ -2931,6 +2985,7 @@
             <w:pPr>
               <w:pStyle w:val="Normal"/>
               <w:widowControl/>
+              <w:suppressAutoHyphens w:val="true"/>
               <w:spacing w:lineRule="auto" w:line="240" w:before="0" w:after="0"/>
               <w:jc w:val="left"/>
               <w:rPr>
@@ -2967,6 +3022,7 @@
             <w:pPr>
               <w:pStyle w:val="Normal"/>
               <w:widowControl/>
+              <w:suppressAutoHyphens w:val="true"/>
               <w:spacing w:lineRule="auto" w:line="240" w:before="0" w:after="0"/>
               <w:jc w:val="left"/>
               <w:rPr>
@@ -3000,6 +3056,7 @@
             <w:pPr>
               <w:pStyle w:val="Normal"/>
               <w:widowControl/>
+              <w:suppressAutoHyphens w:val="true"/>
               <w:spacing w:lineRule="auto" w:line="240" w:before="0" w:after="0"/>
               <w:jc w:val="left"/>
               <w:rPr>
@@ -3036,6 +3093,7 @@
             <w:pPr>
               <w:pStyle w:val="Normal"/>
               <w:widowControl/>
+              <w:suppressAutoHyphens w:val="true"/>
               <w:spacing w:lineRule="auto" w:line="240" w:before="0" w:after="0"/>
               <w:jc w:val="left"/>
               <w:rPr>
@@ -3069,6 +3127,7 @@
             <w:pPr>
               <w:pStyle w:val="Normal"/>
               <w:widowControl/>
+              <w:suppressAutoHyphens w:val="true"/>
               <w:spacing w:lineRule="auto" w:line="240" w:before="0" w:after="0"/>
               <w:jc w:val="left"/>
               <w:rPr>
@@ -3105,6 +3164,7 @@
             <w:pPr>
               <w:pStyle w:val="Normal"/>
               <w:widowControl/>
+              <w:suppressAutoHyphens w:val="true"/>
               <w:spacing w:lineRule="auto" w:line="240" w:before="0" w:after="0"/>
               <w:jc w:val="left"/>
               <w:rPr>
@@ -3138,6 +3198,7 @@
             <w:pPr>
               <w:pStyle w:val="Normal"/>
               <w:widowControl/>
+              <w:suppressAutoHyphens w:val="true"/>
               <w:spacing w:lineRule="auto" w:line="240" w:before="0" w:after="0"/>
               <w:jc w:val="left"/>
               <w:rPr>
@@ -3174,6 +3235,7 @@
             <w:pPr>
               <w:pStyle w:val="Normal"/>
               <w:widowControl/>
+              <w:suppressAutoHyphens w:val="true"/>
               <w:spacing w:lineRule="auto" w:line="240" w:before="0" w:after="0"/>
               <w:jc w:val="left"/>
               <w:rPr>
@@ -3207,6 +3269,7 @@
             <w:pPr>
               <w:pStyle w:val="Normal"/>
               <w:widowControl/>
+              <w:suppressAutoHyphens w:val="true"/>
               <w:spacing w:lineRule="auto" w:line="240" w:before="0" w:after="0"/>
               <w:jc w:val="left"/>
               <w:rPr>
@@ -3653,6 +3716,7 @@
             <w:pPr>
               <w:pStyle w:val="Normal"/>
               <w:widowControl/>
+              <w:suppressAutoHyphens w:val="true"/>
               <w:spacing w:lineRule="auto" w:line="240" w:before="0" w:after="0"/>
               <w:jc w:val="center"/>
               <w:rPr>
@@ -3686,6 +3750,7 @@
             <w:pPr>
               <w:pStyle w:val="Normal"/>
               <w:widowControl/>
+              <w:suppressAutoHyphens w:val="true"/>
               <w:spacing w:lineRule="auto" w:line="240" w:before="0" w:after="0"/>
               <w:jc w:val="center"/>
               <w:rPr>
@@ -3722,6 +3787,7 @@
             <w:pPr>
               <w:pStyle w:val="Normal"/>
               <w:widowControl/>
+              <w:suppressAutoHyphens w:val="true"/>
               <w:spacing w:lineRule="auto" w:line="240" w:before="0" w:after="0"/>
               <w:jc w:val="left"/>
               <w:rPr>
@@ -3755,6 +3821,7 @@
             <w:pPr>
               <w:pStyle w:val="Normal"/>
               <w:widowControl/>
+              <w:suppressAutoHyphens w:val="true"/>
               <w:spacing w:lineRule="auto" w:line="240" w:before="0" w:after="0"/>
               <w:jc w:val="left"/>
               <w:rPr>
@@ -3791,6 +3858,7 @@
             <w:pPr>
               <w:pStyle w:val="Normal"/>
               <w:widowControl/>
+              <w:suppressAutoHyphens w:val="true"/>
               <w:spacing w:lineRule="auto" w:line="240" w:before="0" w:after="0"/>
               <w:jc w:val="left"/>
               <w:rPr>
@@ -3824,6 +3892,7 @@
             <w:pPr>
               <w:pStyle w:val="Normal"/>
               <w:widowControl/>
+              <w:suppressAutoHyphens w:val="true"/>
               <w:spacing w:lineRule="auto" w:line="240" w:before="0" w:after="0"/>
               <w:jc w:val="left"/>
               <w:rPr>
@@ -3860,6 +3929,7 @@
             <w:pPr>
               <w:pStyle w:val="Normal"/>
               <w:widowControl/>
+              <w:suppressAutoHyphens w:val="true"/>
               <w:spacing w:lineRule="auto" w:line="240" w:before="0" w:after="0"/>
               <w:jc w:val="left"/>
               <w:rPr>
@@ -3893,6 +3963,7 @@
             <w:pPr>
               <w:pStyle w:val="Normal"/>
               <w:widowControl/>
+              <w:suppressAutoHyphens w:val="true"/>
               <w:spacing w:lineRule="auto" w:line="240" w:before="0" w:after="0"/>
               <w:jc w:val="left"/>
               <w:rPr>
@@ -3929,6 +4000,7 @@
             <w:pPr>
               <w:pStyle w:val="Normal"/>
               <w:widowControl/>
+              <w:suppressAutoHyphens w:val="true"/>
               <w:spacing w:lineRule="auto" w:line="240" w:before="0" w:after="0"/>
               <w:jc w:val="left"/>
               <w:rPr>
@@ -3962,6 +4034,7 @@
             <w:pPr>
               <w:pStyle w:val="Normal"/>
               <w:widowControl/>
+              <w:suppressAutoHyphens w:val="true"/>
               <w:spacing w:lineRule="auto" w:line="240" w:before="0" w:after="0"/>
               <w:jc w:val="left"/>
               <w:rPr>
@@ -3998,6 +4071,7 @@
             <w:pPr>
               <w:pStyle w:val="Normal"/>
               <w:widowControl/>
+              <w:suppressAutoHyphens w:val="true"/>
               <w:spacing w:lineRule="auto" w:line="240" w:before="0" w:after="0"/>
               <w:jc w:val="left"/>
               <w:rPr>
@@ -4031,6 +4105,7 @@
             <w:pPr>
               <w:pStyle w:val="Normal"/>
               <w:widowControl/>
+              <w:suppressAutoHyphens w:val="true"/>
               <w:spacing w:lineRule="auto" w:line="240" w:before="0" w:after="0"/>
               <w:jc w:val="left"/>
               <w:rPr>
@@ -4067,6 +4142,7 @@
             <w:pPr>
               <w:pStyle w:val="Normal"/>
               <w:widowControl/>
+              <w:suppressAutoHyphens w:val="true"/>
               <w:spacing w:lineRule="auto" w:line="240" w:before="0" w:after="0"/>
               <w:jc w:val="left"/>
               <w:rPr>
@@ -4100,6 +4176,7 @@
             <w:pPr>
               <w:pStyle w:val="Normal"/>
               <w:widowControl/>
+              <w:suppressAutoHyphens w:val="true"/>
               <w:spacing w:lineRule="auto" w:line="240" w:before="0" w:after="0"/>
               <w:jc w:val="left"/>
               <w:rPr>
@@ -4136,6 +4213,7 @@
             <w:pPr>
               <w:pStyle w:val="Normal"/>
               <w:widowControl/>
+              <w:suppressAutoHyphens w:val="true"/>
               <w:spacing w:lineRule="auto" w:line="240" w:before="0" w:after="0"/>
               <w:jc w:val="left"/>
               <w:rPr>
@@ -4169,6 +4247,7 @@
             <w:pPr>
               <w:pStyle w:val="Normal"/>
               <w:widowControl/>
+              <w:suppressAutoHyphens w:val="true"/>
               <w:spacing w:lineRule="auto" w:line="240" w:before="0" w:after="0"/>
               <w:jc w:val="left"/>
               <w:rPr>
@@ -4205,6 +4284,7 @@
             <w:pPr>
               <w:pStyle w:val="Normal"/>
               <w:widowControl/>
+              <w:suppressAutoHyphens w:val="true"/>
               <w:spacing w:lineRule="auto" w:line="240" w:before="0" w:after="0"/>
               <w:jc w:val="left"/>
               <w:rPr>
@@ -4238,6 +4318,7 @@
             <w:pPr>
               <w:pStyle w:val="Normal"/>
               <w:widowControl/>
+              <w:suppressAutoHyphens w:val="true"/>
               <w:spacing w:lineRule="auto" w:line="240" w:before="0" w:after="0"/>
               <w:jc w:val="left"/>
               <w:rPr>
@@ -4274,6 +4355,7 @@
             <w:pPr>
               <w:pStyle w:val="Normal"/>
               <w:widowControl/>
+              <w:suppressAutoHyphens w:val="true"/>
               <w:spacing w:lineRule="auto" w:line="240" w:before="0" w:after="0"/>
               <w:jc w:val="left"/>
               <w:rPr>
@@ -4307,6 +4389,7 @@
             <w:pPr>
               <w:pStyle w:val="Normal"/>
               <w:widowControl/>
+              <w:suppressAutoHyphens w:val="true"/>
               <w:spacing w:lineRule="auto" w:line="240" w:before="0" w:after="0"/>
               <w:jc w:val="left"/>
               <w:rPr>
@@ -4343,6 +4426,7 @@
             <w:pPr>
               <w:pStyle w:val="Normal"/>
               <w:widowControl/>
+              <w:suppressAutoHyphens w:val="true"/>
               <w:spacing w:lineRule="auto" w:line="240" w:before="0" w:after="0"/>
               <w:jc w:val="left"/>
               <w:rPr>
@@ -4376,6 +4460,7 @@
             <w:pPr>
               <w:pStyle w:val="Normal"/>
               <w:widowControl/>
+              <w:suppressAutoHyphens w:val="true"/>
               <w:spacing w:lineRule="auto" w:line="240" w:before="0" w:after="0"/>
               <w:jc w:val="left"/>
               <w:rPr>
@@ -4412,6 +4497,7 @@
             <w:pPr>
               <w:pStyle w:val="Normal"/>
               <w:widowControl/>
+              <w:suppressAutoHyphens w:val="true"/>
               <w:spacing w:lineRule="auto" w:line="240" w:before="0" w:after="0"/>
               <w:jc w:val="left"/>
               <w:rPr>
@@ -4445,6 +4531,7 @@
             <w:pPr>
               <w:pStyle w:val="Normal"/>
               <w:widowControl/>
+              <w:suppressAutoHyphens w:val="true"/>
               <w:spacing w:lineRule="auto" w:line="240" w:before="0" w:after="0"/>
               <w:jc w:val="left"/>
               <w:rPr>
@@ -4579,6 +4666,7 @@
             <w:pPr>
               <w:pStyle w:val="Normal"/>
               <w:widowControl/>
+              <w:suppressAutoHyphens w:val="true"/>
               <w:spacing w:lineRule="auto" w:line="240" w:before="0" w:after="0"/>
               <w:jc w:val="center"/>
               <w:rPr>
@@ -4612,6 +4700,7 @@
             <w:pPr>
               <w:pStyle w:val="Normal"/>
               <w:widowControl/>
+              <w:suppressAutoHyphens w:val="true"/>
               <w:spacing w:lineRule="auto" w:line="240" w:before="0" w:after="0"/>
               <w:jc w:val="center"/>
               <w:rPr>
@@ -4648,6 +4737,7 @@
             <w:pPr>
               <w:pStyle w:val="Normal"/>
               <w:widowControl/>
+              <w:suppressAutoHyphens w:val="true"/>
               <w:spacing w:lineRule="auto" w:line="240" w:before="0" w:after="0"/>
               <w:jc w:val="left"/>
               <w:rPr>
@@ -4681,6 +4771,7 @@
             <w:pPr>
               <w:pStyle w:val="Normal"/>
               <w:widowControl/>
+              <w:suppressAutoHyphens w:val="true"/>
               <w:spacing w:lineRule="auto" w:line="240" w:before="0" w:after="0"/>
               <w:jc w:val="left"/>
               <w:rPr>
@@ -4717,6 +4808,7 @@
             <w:pPr>
               <w:pStyle w:val="Normal"/>
               <w:widowControl/>
+              <w:suppressAutoHyphens w:val="true"/>
               <w:spacing w:lineRule="auto" w:line="240" w:before="0" w:after="0"/>
               <w:jc w:val="left"/>
               <w:rPr>
@@ -4750,6 +4842,7 @@
             <w:pPr>
               <w:pStyle w:val="Normal"/>
               <w:widowControl/>
+              <w:suppressAutoHyphens w:val="true"/>
               <w:spacing w:lineRule="auto" w:line="240" w:before="0" w:after="0"/>
               <w:jc w:val="left"/>
               <w:rPr>
@@ -4786,6 +4879,7 @@
             <w:pPr>
               <w:pStyle w:val="Normal"/>
               <w:widowControl/>
+              <w:suppressAutoHyphens w:val="true"/>
               <w:spacing w:lineRule="auto" w:line="240" w:before="0" w:after="0"/>
               <w:jc w:val="left"/>
               <w:rPr>
@@ -4819,6 +4913,7 @@
             <w:pPr>
               <w:pStyle w:val="Normal"/>
               <w:widowControl/>
+              <w:suppressAutoHyphens w:val="true"/>
               <w:spacing w:lineRule="auto" w:line="240" w:before="0" w:after="0"/>
               <w:jc w:val="left"/>
               <w:rPr>
@@ -4855,6 +4950,7 @@
             <w:pPr>
               <w:pStyle w:val="Normal"/>
               <w:widowControl/>
+              <w:suppressAutoHyphens w:val="true"/>
               <w:spacing w:lineRule="auto" w:line="240" w:before="0" w:after="0"/>
               <w:jc w:val="left"/>
               <w:rPr>
@@ -4888,6 +4984,7 @@
             <w:pPr>
               <w:pStyle w:val="Normal"/>
               <w:widowControl/>
+              <w:suppressAutoHyphens w:val="true"/>
               <w:spacing w:lineRule="auto" w:line="240" w:before="0" w:after="0"/>
               <w:jc w:val="left"/>
               <w:rPr>
@@ -4924,6 +5021,7 @@
             <w:pPr>
               <w:pStyle w:val="Normal"/>
               <w:widowControl/>
+              <w:suppressAutoHyphens w:val="true"/>
               <w:spacing w:lineRule="auto" w:line="240" w:before="0" w:after="0"/>
               <w:jc w:val="left"/>
               <w:rPr>
@@ -4957,6 +5055,7 @@
             <w:pPr>
               <w:pStyle w:val="Normal"/>
               <w:widowControl/>
+              <w:suppressAutoHyphens w:val="true"/>
               <w:spacing w:lineRule="auto" w:line="240" w:before="0" w:after="0"/>
               <w:jc w:val="left"/>
               <w:rPr>
@@ -4993,6 +5092,7 @@
             <w:pPr>
               <w:pStyle w:val="Normal"/>
               <w:widowControl/>
+              <w:suppressAutoHyphens w:val="true"/>
               <w:spacing w:lineRule="auto" w:line="240" w:before="0" w:after="0"/>
               <w:jc w:val="left"/>
               <w:rPr>
@@ -5026,6 +5126,7 @@
             <w:pPr>
               <w:pStyle w:val="Normal"/>
               <w:widowControl/>
+              <w:suppressAutoHyphens w:val="true"/>
               <w:spacing w:lineRule="auto" w:line="240" w:before="0" w:after="0"/>
               <w:jc w:val="left"/>
               <w:rPr>
@@ -5062,6 +5163,7 @@
             <w:pPr>
               <w:pStyle w:val="Normal"/>
               <w:widowControl/>
+              <w:suppressAutoHyphens w:val="true"/>
               <w:spacing w:lineRule="auto" w:line="240" w:before="0" w:after="0"/>
               <w:jc w:val="left"/>
               <w:rPr>
@@ -5095,6 +5197,7 @@
             <w:pPr>
               <w:pStyle w:val="Normal"/>
               <w:widowControl/>
+              <w:suppressAutoHyphens w:val="true"/>
               <w:spacing w:lineRule="auto" w:line="240" w:before="0" w:after="0"/>
               <w:jc w:val="left"/>
               <w:rPr>
@@ -5710,6 +5813,7 @@
             <w:pPr>
               <w:pStyle w:val="Normal"/>
               <w:widowControl/>
+              <w:suppressAutoHyphens w:val="true"/>
               <w:spacing w:lineRule="auto" w:line="240" w:before="0" w:after="0"/>
               <w:jc w:val="center"/>
               <w:rPr>
@@ -5743,6 +5847,7 @@
             <w:pPr>
               <w:pStyle w:val="Normal"/>
               <w:widowControl/>
+              <w:suppressAutoHyphens w:val="true"/>
               <w:spacing w:lineRule="auto" w:line="240" w:before="0" w:after="0"/>
               <w:jc w:val="center"/>
               <w:rPr>
@@ -5776,6 +5881,7 @@
             <w:pPr>
               <w:pStyle w:val="Normal"/>
               <w:widowControl/>
+              <w:suppressAutoHyphens w:val="true"/>
               <w:spacing w:lineRule="auto" w:line="240" w:before="0" w:after="0"/>
               <w:jc w:val="center"/>
               <w:rPr>
@@ -5809,6 +5915,7 @@
             <w:pPr>
               <w:pStyle w:val="Normal"/>
               <w:widowControl/>
+              <w:suppressAutoHyphens w:val="true"/>
               <w:spacing w:lineRule="auto" w:line="240" w:before="0" w:after="0"/>
               <w:jc w:val="center"/>
               <w:rPr>
@@ -5845,6 +5952,7 @@
             <w:pPr>
               <w:pStyle w:val="Normal"/>
               <w:widowControl/>
+              <w:suppressAutoHyphens w:val="true"/>
               <w:spacing w:lineRule="auto" w:line="240" w:before="0" w:after="0"/>
               <w:jc w:val="left"/>
               <w:rPr>
@@ -5878,6 +5986,7 @@
             <w:pPr>
               <w:pStyle w:val="Normal"/>
               <w:widowControl/>
+              <w:suppressAutoHyphens w:val="true"/>
               <w:spacing w:lineRule="auto" w:line="240" w:before="0" w:after="0"/>
               <w:jc w:val="left"/>
               <w:rPr>
@@ -5911,6 +6020,7 @@
             <w:pPr>
               <w:pStyle w:val="Normal"/>
               <w:widowControl/>
+              <w:suppressAutoHyphens w:val="true"/>
               <w:spacing w:lineRule="auto" w:line="240" w:before="0" w:after="0"/>
               <w:jc w:val="left"/>
               <w:rPr>
@@ -5944,6 +6054,7 @@
             <w:pPr>
               <w:pStyle w:val="Normal"/>
               <w:widowControl/>
+              <w:suppressAutoHyphens w:val="true"/>
               <w:spacing w:lineRule="auto" w:line="240" w:before="0" w:after="0"/>
               <w:jc w:val="left"/>
               <w:rPr>
@@ -5980,6 +6091,7 @@
             <w:pPr>
               <w:pStyle w:val="Normal"/>
               <w:widowControl/>
+              <w:suppressAutoHyphens w:val="true"/>
               <w:spacing w:lineRule="auto" w:line="240" w:before="0" w:after="0"/>
               <w:jc w:val="left"/>
               <w:rPr>
@@ -6013,6 +6125,7 @@
             <w:pPr>
               <w:pStyle w:val="Normal"/>
               <w:widowControl/>
+              <w:suppressAutoHyphens w:val="true"/>
               <w:spacing w:lineRule="auto" w:line="240" w:before="0" w:after="0"/>
               <w:jc w:val="left"/>
               <w:rPr>
@@ -6046,6 +6159,7 @@
             <w:pPr>
               <w:pStyle w:val="Normal"/>
               <w:widowControl/>
+              <w:suppressAutoHyphens w:val="true"/>
               <w:spacing w:lineRule="auto" w:line="240" w:before="0" w:after="0"/>
               <w:jc w:val="left"/>
               <w:rPr>
@@ -6079,6 +6193,7 @@
             <w:pPr>
               <w:pStyle w:val="Normal"/>
               <w:widowControl/>
+              <w:suppressAutoHyphens w:val="true"/>
               <w:spacing w:lineRule="auto" w:line="240" w:before="0" w:after="0"/>
               <w:jc w:val="left"/>
               <w:rPr>
@@ -6115,6 +6230,7 @@
             <w:pPr>
               <w:pStyle w:val="Normal"/>
               <w:widowControl/>
+              <w:suppressAutoHyphens w:val="true"/>
               <w:spacing w:lineRule="auto" w:line="240" w:before="0" w:after="0"/>
               <w:jc w:val="left"/>
               <w:rPr>
@@ -6148,6 +6264,7 @@
             <w:pPr>
               <w:pStyle w:val="Normal"/>
               <w:widowControl/>
+              <w:suppressAutoHyphens w:val="true"/>
               <w:spacing w:lineRule="auto" w:line="240" w:before="0" w:after="0"/>
               <w:jc w:val="left"/>
               <w:rPr>
@@ -6181,6 +6298,7 @@
             <w:pPr>
               <w:pStyle w:val="Normal"/>
               <w:widowControl/>
+              <w:suppressAutoHyphens w:val="true"/>
               <w:spacing w:lineRule="auto" w:line="240" w:before="0" w:after="0"/>
               <w:jc w:val="left"/>
               <w:rPr>
@@ -6214,6 +6332,7 @@
             <w:pPr>
               <w:pStyle w:val="Normal"/>
               <w:widowControl/>
+              <w:suppressAutoHyphens w:val="true"/>
               <w:spacing w:lineRule="auto" w:line="240" w:before="0" w:after="0"/>
               <w:jc w:val="left"/>
               <w:rPr>
@@ -6476,6 +6595,7 @@
             <w:pPr>
               <w:pStyle w:val="Normal"/>
               <w:widowControl/>
+              <w:suppressAutoHyphens w:val="true"/>
               <w:spacing w:lineRule="auto" w:line="240" w:before="0" w:after="0"/>
               <w:jc w:val="center"/>
               <w:rPr>
@@ -6509,6 +6629,7 @@
             <w:pPr>
               <w:pStyle w:val="Normal"/>
               <w:widowControl/>
+              <w:suppressAutoHyphens w:val="true"/>
               <w:spacing w:lineRule="auto" w:line="240" w:before="0" w:after="0"/>
               <w:jc w:val="center"/>
               <w:rPr>
@@ -6545,6 +6666,7 @@
             <w:pPr>
               <w:pStyle w:val="Normal"/>
               <w:widowControl/>
+              <w:suppressAutoHyphens w:val="true"/>
               <w:spacing w:lineRule="auto" w:line="240" w:before="0" w:after="0"/>
               <w:jc w:val="left"/>
               <w:rPr>
@@ -6578,6 +6700,7 @@
             <w:pPr>
               <w:pStyle w:val="Normal"/>
               <w:widowControl/>
+              <w:suppressAutoHyphens w:val="true"/>
               <w:spacing w:lineRule="auto" w:line="240" w:before="0" w:after="0"/>
               <w:jc w:val="left"/>
               <w:rPr>
@@ -6614,6 +6737,7 @@
             <w:pPr>
               <w:pStyle w:val="Normal"/>
               <w:widowControl/>
+              <w:suppressAutoHyphens w:val="true"/>
               <w:spacing w:lineRule="auto" w:line="240" w:before="0" w:after="0"/>
               <w:jc w:val="left"/>
               <w:rPr>
@@ -6647,6 +6771,7 @@
             <w:pPr>
               <w:pStyle w:val="Normal"/>
               <w:widowControl/>
+              <w:suppressAutoHyphens w:val="true"/>
               <w:spacing w:lineRule="auto" w:line="240" w:before="0" w:after="0"/>
               <w:jc w:val="left"/>
               <w:rPr>
@@ -6683,6 +6808,7 @@
             <w:pPr>
               <w:pStyle w:val="Normal"/>
               <w:widowControl/>
+              <w:suppressAutoHyphens w:val="true"/>
               <w:spacing w:lineRule="auto" w:line="240" w:before="0" w:after="0"/>
               <w:jc w:val="left"/>
               <w:rPr>
@@ -6716,6 +6842,7 @@
             <w:pPr>
               <w:pStyle w:val="Normal"/>
               <w:widowControl/>
+              <w:suppressAutoHyphens w:val="true"/>
               <w:spacing w:lineRule="auto" w:line="240" w:before="0" w:after="0"/>
               <w:jc w:val="left"/>
               <w:rPr>
@@ -6752,6 +6879,7 @@
             <w:pPr>
               <w:pStyle w:val="Normal"/>
               <w:widowControl/>
+              <w:suppressAutoHyphens w:val="true"/>
               <w:spacing w:lineRule="auto" w:line="240" w:before="0" w:after="0"/>
               <w:jc w:val="left"/>
               <w:rPr>
@@ -6785,6 +6913,7 @@
             <w:pPr>
               <w:pStyle w:val="Normal"/>
               <w:widowControl/>
+              <w:suppressAutoHyphens w:val="true"/>
               <w:spacing w:lineRule="auto" w:line="240" w:before="0" w:after="0"/>
               <w:jc w:val="left"/>
               <w:rPr>
@@ -6821,6 +6950,7 @@
             <w:pPr>
               <w:pStyle w:val="Normal"/>
               <w:widowControl/>
+              <w:suppressAutoHyphens w:val="true"/>
               <w:spacing w:lineRule="auto" w:line="240" w:before="0" w:after="0"/>
               <w:jc w:val="left"/>
               <w:rPr>
@@ -6854,6 +6984,7 @@
             <w:pPr>
               <w:pStyle w:val="Normal"/>
               <w:widowControl/>
+              <w:suppressAutoHyphens w:val="true"/>
               <w:spacing w:lineRule="auto" w:line="240" w:before="0" w:after="0"/>
               <w:jc w:val="left"/>
               <w:rPr>
@@ -6890,6 +7021,7 @@
             <w:pPr>
               <w:pStyle w:val="Normal"/>
               <w:widowControl/>
+              <w:suppressAutoHyphens w:val="true"/>
               <w:spacing w:lineRule="auto" w:line="240" w:before="0" w:after="0"/>
               <w:jc w:val="left"/>
               <w:rPr>
@@ -6923,6 +7055,7 @@
             <w:pPr>
               <w:pStyle w:val="Normal"/>
               <w:widowControl/>
+              <w:suppressAutoHyphens w:val="true"/>
               <w:spacing w:lineRule="auto" w:line="240" w:before="0" w:after="0"/>
               <w:jc w:val="left"/>
               <w:rPr>
@@ -6959,6 +7092,7 @@
             <w:pPr>
               <w:pStyle w:val="Normal"/>
               <w:widowControl/>
+              <w:suppressAutoHyphens w:val="true"/>
               <w:spacing w:lineRule="auto" w:line="240" w:before="0" w:after="0"/>
               <w:jc w:val="left"/>
               <w:rPr>
@@ -6992,6 +7126,7 @@
             <w:pPr>
               <w:pStyle w:val="Normal"/>
               <w:widowControl/>
+              <w:suppressAutoHyphens w:val="true"/>
               <w:spacing w:lineRule="auto" w:line="240" w:before="0" w:after="0"/>
               <w:jc w:val="left"/>
               <w:rPr>
@@ -7028,6 +7163,7 @@
             <w:pPr>
               <w:pStyle w:val="Normal"/>
               <w:widowControl/>
+              <w:suppressAutoHyphens w:val="true"/>
               <w:spacing w:lineRule="auto" w:line="240" w:before="0" w:after="0"/>
               <w:jc w:val="left"/>
               <w:rPr>
@@ -7061,6 +7197,7 @@
             <w:pPr>
               <w:pStyle w:val="Normal"/>
               <w:widowControl/>
+              <w:suppressAutoHyphens w:val="true"/>
               <w:spacing w:lineRule="auto" w:line="240" w:before="0" w:after="0"/>
               <w:jc w:val="left"/>
               <w:rPr>
@@ -7097,6 +7234,7 @@
             <w:pPr>
               <w:pStyle w:val="Normal"/>
               <w:widowControl/>
+              <w:suppressAutoHyphens w:val="true"/>
               <w:spacing w:lineRule="auto" w:line="240" w:before="0" w:after="0"/>
               <w:jc w:val="left"/>
               <w:rPr>
@@ -7130,6 +7268,7 @@
             <w:pPr>
               <w:pStyle w:val="Normal"/>
               <w:widowControl/>
+              <w:suppressAutoHyphens w:val="true"/>
               <w:spacing w:lineRule="auto" w:line="240" w:before="0" w:after="0"/>
               <w:jc w:val="left"/>
               <w:rPr>
@@ -7166,6 +7305,7 @@
             <w:pPr>
               <w:pStyle w:val="Normal"/>
               <w:widowControl/>
+              <w:suppressAutoHyphens w:val="true"/>
               <w:spacing w:lineRule="auto" w:line="240" w:before="0" w:after="0"/>
               <w:jc w:val="left"/>
               <w:rPr>
@@ -7199,6 +7339,7 @@
             <w:pPr>
               <w:pStyle w:val="Normal"/>
               <w:widowControl/>
+              <w:suppressAutoHyphens w:val="true"/>
               <w:spacing w:lineRule="auto" w:line="240" w:before="0" w:after="0"/>
               <w:jc w:val="left"/>
               <w:rPr>
@@ -7235,6 +7376,7 @@
             <w:pPr>
               <w:pStyle w:val="Normal"/>
               <w:widowControl/>
+              <w:suppressAutoHyphens w:val="true"/>
               <w:spacing w:lineRule="auto" w:line="240" w:before="0" w:after="0"/>
               <w:jc w:val="left"/>
               <w:rPr>
@@ -7268,6 +7410,7 @@
             <w:pPr>
               <w:pStyle w:val="Normal"/>
               <w:widowControl/>
+              <w:suppressAutoHyphens w:val="true"/>
               <w:spacing w:lineRule="auto" w:line="240" w:before="0" w:after="0"/>
               <w:jc w:val="left"/>
               <w:rPr>
@@ -7304,6 +7447,7 @@
             <w:pPr>
               <w:pStyle w:val="Normal"/>
               <w:widowControl/>
+              <w:suppressAutoHyphens w:val="true"/>
               <w:spacing w:lineRule="auto" w:line="240" w:before="0" w:after="0"/>
               <w:jc w:val="left"/>
               <w:rPr>
@@ -7337,6 +7481,7 @@
             <w:pPr>
               <w:pStyle w:val="Normal"/>
               <w:widowControl/>
+              <w:suppressAutoHyphens w:val="true"/>
               <w:spacing w:lineRule="auto" w:line="240" w:before="0" w:after="0"/>
               <w:jc w:val="left"/>
               <w:rPr>
@@ -7373,6 +7518,7 @@
             <w:pPr>
               <w:pStyle w:val="Normal"/>
               <w:widowControl/>
+              <w:suppressAutoHyphens w:val="true"/>
               <w:spacing w:lineRule="auto" w:line="240" w:before="0" w:after="0"/>
               <w:jc w:val="left"/>
               <w:rPr>
@@ -7406,6 +7552,7 @@
             <w:pPr>
               <w:pStyle w:val="Normal"/>
               <w:widowControl/>
+              <w:suppressAutoHyphens w:val="true"/>
               <w:spacing w:lineRule="auto" w:line="240" w:before="0" w:after="0"/>
               <w:jc w:val="left"/>
               <w:rPr>
@@ -7442,6 +7589,7 @@
             <w:pPr>
               <w:pStyle w:val="Normal"/>
               <w:widowControl/>
+              <w:suppressAutoHyphens w:val="true"/>
               <w:spacing w:lineRule="auto" w:line="240" w:before="0" w:after="0"/>
               <w:jc w:val="left"/>
               <w:rPr>
@@ -7475,6 +7623,7 @@
             <w:pPr>
               <w:pStyle w:val="Normal"/>
               <w:widowControl/>
+              <w:suppressAutoHyphens w:val="true"/>
               <w:spacing w:lineRule="auto" w:line="240" w:before="0" w:after="0"/>
               <w:jc w:val="left"/>
               <w:rPr>
@@ -7626,17 +7775,15 @@
           <w:t>http://localhost:8096/</w:t>
         </w:r>
       </w:hyperlink>
-      <w:hyperlink r:id="rId10">
-        <w:r>
-          <w:rPr>
-            <w:rFonts w:cs="Times New Roman" w:ascii="Times New Roman" w:hAnsi="Times New Roman"/>
-            <w:b w:val="false"/>
-            <w:i w:val="false"/>
-            <w:sz w:val="24"/>
-          </w:rPr>
-          <w:t>.</w:t>
-        </w:r>
-      </w:hyperlink>
+      <w:r>
+        <w:rPr>
+          <w:rFonts w:cs="Times New Roman" w:ascii="Times New Roman" w:hAnsi="Times New Roman"/>
+          <w:b w:val="false"/>
+          <w:i w:val="false"/>
+          <w:sz w:val="24"/>
+        </w:rPr>
+        <w:t>.</w:t>
+      </w:r>
     </w:p>
     <w:p>
       <w:pPr>
@@ -7653,7 +7800,12 @@
         </w:rPr>
       </w:pPr>
       <w:r>
-        <w:rPr/>
+        <w:rPr>
+          <w:rFonts w:cs="Times New Roman" w:ascii="Times New Roman" w:hAnsi="Times New Roman"/>
+          <w:b w:val="false"/>
+          <w:i w:val="false"/>
+          <w:sz w:val="24"/>
+        </w:rPr>
       </w:r>
     </w:p>
     <w:p>
@@ -8093,6 +8245,7 @@
         </w:tabs>
         <w:ind w:left="1080" w:hanging="360"/>
       </w:pPr>
+      <w:rPr/>
     </w:lvl>
     <w:lvl w:ilvl="2">
       <w:start w:val="1"/>
@@ -8105,6 +8258,7 @@
         </w:tabs>
         <w:ind w:left="1440" w:hanging="360"/>
       </w:pPr>
+      <w:rPr/>
     </w:lvl>
     <w:lvl w:ilvl="3">
       <w:start w:val="1"/>
@@ -8117,6 +8271,7 @@
         </w:tabs>
         <w:ind w:left="1800" w:hanging="360"/>
       </w:pPr>
+      <w:rPr/>
     </w:lvl>
     <w:lvl w:ilvl="4">
       <w:start w:val="1"/>
@@ -8129,6 +8284,7 @@
         </w:tabs>
         <w:ind w:left="2160" w:hanging="360"/>
       </w:pPr>
+      <w:rPr/>
     </w:lvl>
     <w:lvl w:ilvl="5">
       <w:start w:val="1"/>
@@ -8141,6 +8297,7 @@
         </w:tabs>
         <w:ind w:left="2520" w:hanging="360"/>
       </w:pPr>
+      <w:rPr/>
     </w:lvl>
     <w:lvl w:ilvl="6">
       <w:start w:val="1"/>
@@ -8153,6 +8310,7 @@
         </w:tabs>
         <w:ind w:left="2880" w:hanging="360"/>
       </w:pPr>
+      <w:rPr/>
     </w:lvl>
     <w:lvl w:ilvl="7">
       <w:start w:val="1"/>
@@ -8165,6 +8323,7 @@
         </w:tabs>
         <w:ind w:left="3240" w:hanging="360"/>
       </w:pPr>
+      <w:rPr/>
     </w:lvl>
     <w:lvl w:ilvl="8">
       <w:start w:val="1"/>
@@ -8177,6 +8336,7 @@
         </w:tabs>
         <w:ind w:left="3600" w:hanging="360"/>
       </w:pPr>
+      <w:rPr/>
     </w:lvl>
   </w:abstractNum>
   <w:abstractNum w:abstractNumId="2">
@@ -8206,6 +8366,7 @@
         </w:tabs>
         <w:ind w:left="1080" w:hanging="360"/>
       </w:pPr>
+      <w:rPr/>
     </w:lvl>
     <w:lvl w:ilvl="2">
       <w:start w:val="1"/>
@@ -8218,6 +8379,7 @@
         </w:tabs>
         <w:ind w:left="1440" w:hanging="360"/>
       </w:pPr>
+      <w:rPr/>
     </w:lvl>
     <w:lvl w:ilvl="3">
       <w:start w:val="1"/>
@@ -8230,6 +8392,7 @@
         </w:tabs>
         <w:ind w:left="1800" w:hanging="360"/>
       </w:pPr>
+      <w:rPr/>
     </w:lvl>
     <w:lvl w:ilvl="4">
       <w:start w:val="1"/>
@@ -8242,6 +8405,7 @@
         </w:tabs>
         <w:ind w:left="2160" w:hanging="360"/>
       </w:pPr>
+      <w:rPr/>
     </w:lvl>
     <w:lvl w:ilvl="5">
       <w:start w:val="1"/>
@@ -8254,6 +8418,7 @@
         </w:tabs>
         <w:ind w:left="2520" w:hanging="360"/>
       </w:pPr>
+      <w:rPr/>
     </w:lvl>
     <w:lvl w:ilvl="6">
       <w:start w:val="1"/>
@@ -8266,6 +8431,7 @@
         </w:tabs>
         <w:ind w:left="2880" w:hanging="360"/>
       </w:pPr>
+      <w:rPr/>
     </w:lvl>
     <w:lvl w:ilvl="7">
       <w:start w:val="1"/>
@@ -8278,6 +8444,7 @@
         </w:tabs>
         <w:ind w:left="3240" w:hanging="360"/>
       </w:pPr>
+      <w:rPr/>
     </w:lvl>
     <w:lvl w:ilvl="8">
       <w:start w:val="1"/>
@@ -8290,6 +8457,7 @@
         </w:tabs>
         <w:ind w:left="3600" w:hanging="360"/>
       </w:pPr>
+      <w:rPr/>
     </w:lvl>
   </w:abstractNum>
   <w:abstractNum w:abstractNumId="3">
@@ -8319,6 +8487,7 @@
         </w:tabs>
         <w:ind w:left="1080" w:hanging="360"/>
       </w:pPr>
+      <w:rPr/>
     </w:lvl>
     <w:lvl w:ilvl="2">
       <w:start w:val="1"/>
@@ -8331,6 +8500,7 @@
         </w:tabs>
         <w:ind w:left="1440" w:hanging="360"/>
       </w:pPr>
+      <w:rPr/>
     </w:lvl>
     <w:lvl w:ilvl="3">
       <w:start w:val="1"/>
@@ -8343,6 +8513,7 @@
         </w:tabs>
         <w:ind w:left="1800" w:hanging="360"/>
       </w:pPr>
+      <w:rPr/>
     </w:lvl>
     <w:lvl w:ilvl="4">
       <w:start w:val="1"/>
@@ -8355,6 +8526,7 @@
         </w:tabs>
         <w:ind w:left="2160" w:hanging="360"/>
       </w:pPr>
+      <w:rPr/>
     </w:lvl>
     <w:lvl w:ilvl="5">
       <w:start w:val="1"/>
@@ -8367,6 +8539,7 @@
         </w:tabs>
         <w:ind w:left="2520" w:hanging="360"/>
       </w:pPr>
+      <w:rPr/>
     </w:lvl>
     <w:lvl w:ilvl="6">
       <w:start w:val="1"/>
@@ -8379,6 +8552,7 @@
         </w:tabs>
         <w:ind w:left="2880" w:hanging="360"/>
       </w:pPr>
+      <w:rPr/>
     </w:lvl>
     <w:lvl w:ilvl="7">
       <w:start w:val="1"/>
@@ -8391,6 +8565,7 @@
         </w:tabs>
         <w:ind w:left="3240" w:hanging="360"/>
       </w:pPr>
+      <w:rPr/>
     </w:lvl>
     <w:lvl w:ilvl="8">
       <w:start w:val="1"/>
@@ -8403,6 +8578,7 @@
         </w:tabs>
         <w:ind w:left="3600" w:hanging="360"/>
       </w:pPr>
+      <w:rPr/>
     </w:lvl>
   </w:abstractNum>
   <w:abstractNum w:abstractNumId="4">
@@ -8430,6 +8606,7 @@
         </w:tabs>
         <w:ind w:left="1080" w:hanging="360"/>
       </w:pPr>
+      <w:rPr/>
     </w:lvl>
     <w:lvl w:ilvl="2">
       <w:start w:val="1"/>
@@ -8442,6 +8619,7 @@
         </w:tabs>
         <w:ind w:left="1440" w:hanging="360"/>
       </w:pPr>
+      <w:rPr/>
     </w:lvl>
     <w:lvl w:ilvl="3">
       <w:start w:val="1"/>
@@ -8454,6 +8632,7 @@
         </w:tabs>
         <w:ind w:left="1800" w:hanging="360"/>
       </w:pPr>
+      <w:rPr/>
     </w:lvl>
     <w:lvl w:ilvl="4">
       <w:start w:val="1"/>
@@ -8466,6 +8645,7 @@
         </w:tabs>
         <w:ind w:left="2160" w:hanging="360"/>
       </w:pPr>
+      <w:rPr/>
     </w:lvl>
     <w:lvl w:ilvl="5">
       <w:start w:val="1"/>
@@ -8478,6 +8658,7 @@
         </w:tabs>
         <w:ind w:left="2520" w:hanging="360"/>
       </w:pPr>
+      <w:rPr/>
     </w:lvl>
     <w:lvl w:ilvl="6">
       <w:start w:val="1"/>
@@ -8490,6 +8671,7 @@
         </w:tabs>
         <w:ind w:left="2880" w:hanging="360"/>
       </w:pPr>
+      <w:rPr/>
     </w:lvl>
     <w:lvl w:ilvl="7">
       <w:start w:val="1"/>
@@ -8502,6 +8684,7 @@
         </w:tabs>
         <w:ind w:left="3240" w:hanging="360"/>
       </w:pPr>
+      <w:rPr/>
     </w:lvl>
     <w:lvl w:ilvl="8">
       <w:start w:val="1"/>
@@ -8514,6 +8697,7 @@
         </w:tabs>
         <w:ind w:left="3600" w:hanging="360"/>
       </w:pPr>
+      <w:rPr/>
     </w:lvl>
   </w:abstractNum>
   <w:abstractNum w:abstractNumId="5">
@@ -8541,6 +8725,7 @@
         </w:tabs>
         <w:ind w:left="1080" w:hanging="360"/>
       </w:pPr>
+      <w:rPr/>
     </w:lvl>
     <w:lvl w:ilvl="2">
       <w:start w:val="1"/>
@@ -8553,6 +8738,7 @@
         </w:tabs>
         <w:ind w:left="1440" w:hanging="360"/>
       </w:pPr>
+      <w:rPr/>
     </w:lvl>
     <w:lvl w:ilvl="3">
       <w:start w:val="1"/>
@@ -8565,6 +8751,7 @@
         </w:tabs>
         <w:ind w:left="1800" w:hanging="360"/>
       </w:pPr>
+      <w:rPr/>
     </w:lvl>
     <w:lvl w:ilvl="4">
       <w:start w:val="1"/>
@@ -8577,6 +8764,7 @@
         </w:tabs>
         <w:ind w:left="2160" w:hanging="360"/>
       </w:pPr>
+      <w:rPr/>
     </w:lvl>
     <w:lvl w:ilvl="5">
       <w:start w:val="1"/>
@@ -8589,6 +8777,7 @@
         </w:tabs>
         <w:ind w:left="2520" w:hanging="360"/>
       </w:pPr>
+      <w:rPr/>
     </w:lvl>
     <w:lvl w:ilvl="6">
       <w:start w:val="1"/>
@@ -8601,6 +8790,7 @@
         </w:tabs>
         <w:ind w:left="2880" w:hanging="360"/>
       </w:pPr>
+      <w:rPr/>
     </w:lvl>
     <w:lvl w:ilvl="7">
       <w:start w:val="1"/>
@@ -8613,6 +8803,7 @@
         </w:tabs>
         <w:ind w:left="3240" w:hanging="360"/>
       </w:pPr>
+      <w:rPr/>
     </w:lvl>
     <w:lvl w:ilvl="8">
       <w:start w:val="1"/>
@@ -8625,6 +8816,7 @@
         </w:tabs>
         <w:ind w:left="3600" w:hanging="360"/>
       </w:pPr>
+      <w:rPr/>
     </w:lvl>
   </w:abstractNum>
   <w:abstractNum w:abstractNumId="6">
@@ -8652,6 +8844,7 @@
         </w:tabs>
         <w:ind w:left="1080" w:hanging="360"/>
       </w:pPr>
+      <w:rPr/>
     </w:lvl>
     <w:lvl w:ilvl="2">
       <w:start w:val="1"/>
@@ -8664,6 +8857,7 @@
         </w:tabs>
         <w:ind w:left="1440" w:hanging="360"/>
       </w:pPr>
+      <w:rPr/>
     </w:lvl>
     <w:lvl w:ilvl="3">
       <w:start w:val="1"/>
@@ -8676,6 +8870,7 @@
         </w:tabs>
         <w:ind w:left="1800" w:hanging="360"/>
       </w:pPr>
+      <w:rPr/>
     </w:lvl>
     <w:lvl w:ilvl="4">
       <w:start w:val="1"/>
@@ -8688,6 +8883,7 @@
         </w:tabs>
         <w:ind w:left="2160" w:hanging="360"/>
       </w:pPr>
+      <w:rPr/>
     </w:lvl>
     <w:lvl w:ilvl="5">
       <w:start w:val="1"/>
@@ -8700,6 +8896,7 @@
         </w:tabs>
         <w:ind w:left="2520" w:hanging="360"/>
       </w:pPr>
+      <w:rPr/>
     </w:lvl>
     <w:lvl w:ilvl="6">
       <w:start w:val="1"/>
@@ -8712,6 +8909,7 @@
         </w:tabs>
         <w:ind w:left="2880" w:hanging="360"/>
       </w:pPr>
+      <w:rPr/>
     </w:lvl>
     <w:lvl w:ilvl="7">
       <w:start w:val="1"/>
@@ -8724,6 +8922,7 @@
         </w:tabs>
         <w:ind w:left="3240" w:hanging="360"/>
       </w:pPr>
+      <w:rPr/>
     </w:lvl>
     <w:lvl w:ilvl="8">
       <w:start w:val="1"/>
@@ -8736,6 +8935,7 @@
         </w:tabs>
         <w:ind w:left="3600" w:hanging="360"/>
       </w:pPr>
+      <w:rPr/>
     </w:lvl>
   </w:abstractNum>
   <w:abstractNum w:abstractNumId="7">
@@ -8886,7 +9086,7 @@
   <w:docDefaults>
     <w:rPrDefault>
       <w:rPr>
-        <w:rFonts w:ascii="Cambria" w:hAnsi="Cambria" w:eastAsia="ＭＳ 明朝" w:cs="" w:asciiTheme="minorHAnsi" w:cstheme="minorBidi" w:eastAsiaTheme="minorEastAsia" w:hAnsiTheme="minorHAnsi"/>
+        <w:rFonts w:ascii="Cambria" w:hAnsi="Cambria" w:eastAsia="" w:cs="" w:asciiTheme="minorHAnsi" w:cstheme="minorBidi" w:eastAsiaTheme="minorEastAsia" w:hAnsiTheme="minorHAnsi"/>
         <w:sz w:val="22"/>
         <w:szCs w:val="22"/>
         <w:lang w:val="en-US" w:eastAsia="en-US" w:bidi="ar-SA"/>
@@ -9043,12 +9243,13 @@
     <w:rsid w:val="00fc693f"/>
     <w:pPr>
       <w:widowControl/>
+      <w:suppressAutoHyphens w:val="true"/>
       <w:bidi w:val="0"/>
       <w:spacing w:lineRule="auto" w:line="276" w:before="0" w:after="200"/>
       <w:jc w:val="left"/>
     </w:pPr>
     <w:rPr>
-      <w:rFonts w:ascii="Cambria" w:hAnsi="Cambria" w:eastAsia="ＭＳ 明朝" w:cs="" w:asciiTheme="minorHAnsi" w:cstheme="minorBidi" w:eastAsiaTheme="minorEastAsia" w:hAnsiTheme="minorHAnsi"/>
+      <w:rFonts w:ascii="Cambria" w:hAnsi="Cambria" w:eastAsia="" w:cs="" w:asciiTheme="minorHAnsi" w:cstheme="minorBidi" w:eastAsiaTheme="minorEastAsia" w:hAnsiTheme="minorHAnsi"/>
       <w:color w:val="auto"/>
       <w:kern w:val="0"/>
       <w:sz w:val="22"/>
@@ -9071,7 +9272,7 @@
       <w:outlineLvl w:val="0"/>
     </w:pPr>
     <w:rPr>
-      <w:rFonts w:ascii="Calibri" w:hAnsi="Calibri" w:eastAsia="ＭＳ ゴシック" w:cs="" w:asciiTheme="majorHAnsi" w:cstheme="majorBidi" w:eastAsiaTheme="majorEastAsia" w:hAnsiTheme="majorHAnsi"/>
+      <w:rFonts w:ascii="Calibri" w:hAnsi="Calibri" w:eastAsia="" w:cs="" w:asciiTheme="majorHAnsi" w:cstheme="majorBidi" w:eastAsiaTheme="majorEastAsia" w:hAnsiTheme="majorHAnsi"/>
       <w:b/>
       <w:bCs/>
       <w:color w:themeColor="accent1" w:themeShade="bf" w:val="365F91"/>
@@ -9095,7 +9296,7 @@
       <w:outlineLvl w:val="1"/>
     </w:pPr>
     <w:rPr>
-      <w:rFonts w:ascii="Calibri" w:hAnsi="Calibri" w:eastAsia="ＭＳ ゴシック" w:cs="" w:asciiTheme="majorHAnsi" w:cstheme="majorBidi" w:eastAsiaTheme="majorEastAsia" w:hAnsiTheme="majorHAnsi"/>
+      <w:rFonts w:ascii="Calibri" w:hAnsi="Calibri" w:eastAsia="" w:cs="" w:asciiTheme="majorHAnsi" w:cstheme="majorBidi" w:eastAsiaTheme="majorEastAsia" w:hAnsiTheme="majorHAnsi"/>
       <w:b/>
       <w:bCs/>
       <w:color w:themeColor="accent1" w:val="4F81BD"/>
@@ -9119,7 +9320,7 @@
       <w:outlineLvl w:val="2"/>
     </w:pPr>
     <w:rPr>
-      <w:rFonts w:ascii="Calibri" w:hAnsi="Calibri" w:eastAsia="ＭＳ ゴシック" w:cs="" w:asciiTheme="majorHAnsi" w:cstheme="majorBidi" w:eastAsiaTheme="majorEastAsia" w:hAnsiTheme="majorHAnsi"/>
+      <w:rFonts w:ascii="Calibri" w:hAnsi="Calibri" w:eastAsia="" w:cs="" w:asciiTheme="majorHAnsi" w:cstheme="majorBidi" w:eastAsiaTheme="majorEastAsia" w:hAnsiTheme="majorHAnsi"/>
       <w:b/>
       <w:bCs/>
       <w:color w:themeColor="accent1" w:val="4F81BD"/>
@@ -9142,7 +9343,7 @@
       <w:outlineLvl w:val="3"/>
     </w:pPr>
     <w:rPr>
-      <w:rFonts w:ascii="Calibri" w:hAnsi="Calibri" w:eastAsia="ＭＳ ゴシック" w:cs="" w:asciiTheme="majorHAnsi" w:cstheme="majorBidi" w:eastAsiaTheme="majorEastAsia" w:hAnsiTheme="majorHAnsi"/>
+      <w:rFonts w:ascii="Calibri" w:hAnsi="Calibri" w:eastAsia="" w:cs="" w:asciiTheme="majorHAnsi" w:cstheme="majorBidi" w:eastAsiaTheme="majorEastAsia" w:hAnsiTheme="majorHAnsi"/>
       <w:b/>
       <w:bCs/>
       <w:i/>
@@ -9167,7 +9368,7 @@
       <w:outlineLvl w:val="4"/>
     </w:pPr>
     <w:rPr>
-      <w:rFonts w:ascii="Calibri" w:hAnsi="Calibri" w:eastAsia="ＭＳ ゴシック" w:cs="" w:asciiTheme="majorHAnsi" w:cstheme="majorBidi" w:eastAsiaTheme="majorEastAsia" w:hAnsiTheme="majorHAnsi"/>
+      <w:rFonts w:ascii="Calibri" w:hAnsi="Calibri" w:eastAsia="" w:cs="" w:asciiTheme="majorHAnsi" w:cstheme="majorBidi" w:eastAsiaTheme="majorEastAsia" w:hAnsiTheme="majorHAnsi"/>
       <w:color w:themeColor="accent1" w:themeShade="7f" w:val="243F60"/>
     </w:rPr>
   </w:style>
@@ -9188,7 +9389,7 @@
       <w:outlineLvl w:val="5"/>
     </w:pPr>
     <w:rPr>
-      <w:rFonts w:ascii="Calibri" w:hAnsi="Calibri" w:eastAsia="ＭＳ ゴシック" w:cs="" w:asciiTheme="majorHAnsi" w:cstheme="majorBidi" w:eastAsiaTheme="majorEastAsia" w:hAnsiTheme="majorHAnsi"/>
+      <w:rFonts w:ascii="Calibri" w:hAnsi="Calibri" w:eastAsia="" w:cs="" w:asciiTheme="majorHAnsi" w:cstheme="majorBidi" w:eastAsiaTheme="majorEastAsia" w:hAnsiTheme="majorHAnsi"/>
       <w:i/>
       <w:iCs/>
       <w:color w:themeColor="accent1" w:themeShade="7f" w:val="243F60"/>
@@ -9211,7 +9412,7 @@
       <w:outlineLvl w:val="6"/>
     </w:pPr>
     <w:rPr>
-      <w:rFonts w:ascii="Calibri" w:hAnsi="Calibri" w:eastAsia="ＭＳ ゴシック" w:cs="" w:asciiTheme="majorHAnsi" w:cstheme="majorBidi" w:eastAsiaTheme="majorEastAsia" w:hAnsiTheme="majorHAnsi"/>
+      <w:rFonts w:ascii="Calibri" w:hAnsi="Calibri" w:eastAsia="" w:cs="" w:asciiTheme="majorHAnsi" w:cstheme="majorBidi" w:eastAsiaTheme="majorEastAsia" w:hAnsiTheme="majorHAnsi"/>
       <w:i/>
       <w:iCs/>
       <w:color w:themeColor="text1" w:themeTint="bf" w:val="404040"/>
@@ -9234,7 +9435,7 @@
       <w:outlineLvl w:val="7"/>
     </w:pPr>
     <w:rPr>
-      <w:rFonts w:ascii="Calibri" w:hAnsi="Calibri" w:eastAsia="ＭＳ ゴシック" w:cs="" w:asciiTheme="majorHAnsi" w:cstheme="majorBidi" w:eastAsiaTheme="majorEastAsia" w:hAnsiTheme="majorHAnsi"/>
+      <w:rFonts w:ascii="Calibri" w:hAnsi="Calibri" w:eastAsia="" w:cs="" w:asciiTheme="majorHAnsi" w:cstheme="majorBidi" w:eastAsiaTheme="majorEastAsia" w:hAnsiTheme="majorHAnsi"/>
       <w:color w:themeColor="accent1" w:val="4F81BD"/>
       <w:sz w:val="20"/>
       <w:szCs w:val="20"/>
@@ -9257,7 +9458,7 @@
       <w:outlineLvl w:val="8"/>
     </w:pPr>
     <w:rPr>
-      <w:rFonts w:ascii="Calibri" w:hAnsi="Calibri" w:eastAsia="ＭＳ ゴシック" w:cs="" w:asciiTheme="majorHAnsi" w:cstheme="majorBidi" w:eastAsiaTheme="majorEastAsia" w:hAnsiTheme="majorHAnsi"/>
+      <w:rFonts w:ascii="Calibri" w:hAnsi="Calibri" w:eastAsia="" w:cs="" w:asciiTheme="majorHAnsi" w:cstheme="majorBidi" w:eastAsiaTheme="majorEastAsia" w:hAnsiTheme="majorHAnsi"/>
       <w:i/>
       <w:iCs/>
       <w:color w:themeColor="text1" w:themeTint="bf" w:val="404040"/>
@@ -9299,7 +9500,7 @@
     <w:qFormat/>
     <w:rsid w:val="00fc693f"/>
     <w:rPr>
-      <w:rFonts w:ascii="Calibri" w:hAnsi="Calibri" w:eastAsia="ＭＳ ゴシック" w:cs="" w:asciiTheme="majorHAnsi" w:cstheme="majorBidi" w:eastAsiaTheme="majorEastAsia" w:hAnsiTheme="majorHAnsi"/>
+      <w:rFonts w:ascii="Calibri" w:hAnsi="Calibri" w:eastAsia="" w:cs="" w:asciiTheme="majorHAnsi" w:cstheme="majorBidi" w:eastAsiaTheme="majorEastAsia" w:hAnsiTheme="majorHAnsi"/>
       <w:b/>
       <w:bCs/>
       <w:color w:themeColor="accent1" w:themeShade="bf" w:val="365F91"/>
@@ -9315,7 +9516,7 @@
     <w:qFormat/>
     <w:rsid w:val="00fc693f"/>
     <w:rPr>
-      <w:rFonts w:ascii="Calibri" w:hAnsi="Calibri" w:eastAsia="ＭＳ ゴシック" w:cs="" w:asciiTheme="majorHAnsi" w:cstheme="majorBidi" w:eastAsiaTheme="majorEastAsia" w:hAnsiTheme="majorHAnsi"/>
+      <w:rFonts w:ascii="Calibri" w:hAnsi="Calibri" w:eastAsia="" w:cs="" w:asciiTheme="majorHAnsi" w:cstheme="majorBidi" w:eastAsiaTheme="majorEastAsia" w:hAnsiTheme="majorHAnsi"/>
       <w:b/>
       <w:bCs/>
       <w:color w:themeColor="accent1" w:val="4F81BD"/>
@@ -9331,7 +9532,7 @@
     <w:qFormat/>
     <w:rsid w:val="00fc693f"/>
     <w:rPr>
-      <w:rFonts w:ascii="Calibri" w:hAnsi="Calibri" w:eastAsia="ＭＳ ゴシック" w:cs="" w:asciiTheme="majorHAnsi" w:cstheme="majorBidi" w:eastAsiaTheme="majorEastAsia" w:hAnsiTheme="majorHAnsi"/>
+      <w:rFonts w:ascii="Calibri" w:hAnsi="Calibri" w:eastAsia="" w:cs="" w:asciiTheme="majorHAnsi" w:cstheme="majorBidi" w:eastAsiaTheme="majorEastAsia" w:hAnsiTheme="majorHAnsi"/>
       <w:b/>
       <w:bCs/>
       <w:color w:themeColor="accent1" w:val="4F81BD"/>
@@ -9345,7 +9546,7 @@
     <w:qFormat/>
     <w:rsid w:val="00fc693f"/>
     <w:rPr>
-      <w:rFonts w:ascii="Calibri" w:hAnsi="Calibri" w:eastAsia="ＭＳ ゴシック" w:cs="" w:asciiTheme="majorHAnsi" w:cstheme="majorBidi" w:eastAsiaTheme="majorEastAsia" w:hAnsiTheme="majorHAnsi"/>
+      <w:rFonts w:ascii="Calibri" w:hAnsi="Calibri" w:eastAsia="" w:cs="" w:asciiTheme="majorHAnsi" w:cstheme="majorBidi" w:eastAsiaTheme="majorEastAsia" w:hAnsiTheme="majorHAnsi"/>
       <w:color w:themeColor="text2" w:themeShade="bf" w:val="17365D"/>
       <w:spacing w:val="5"/>
       <w:kern w:val="2"/>
@@ -9361,7 +9562,7 @@
     <w:qFormat/>
     <w:rsid w:val="00fc693f"/>
     <w:rPr>
-      <w:rFonts w:ascii="Calibri" w:hAnsi="Calibri" w:eastAsia="ＭＳ ゴシック" w:cs="" w:asciiTheme="majorHAnsi" w:cstheme="majorBidi" w:eastAsiaTheme="majorEastAsia" w:hAnsiTheme="majorHAnsi"/>
+      <w:rFonts w:ascii="Calibri" w:hAnsi="Calibri" w:eastAsia="" w:cs="" w:asciiTheme="majorHAnsi" w:cstheme="majorBidi" w:eastAsiaTheme="majorEastAsia" w:hAnsiTheme="majorHAnsi"/>
       <w:i/>
       <w:iCs/>
       <w:color w:themeColor="accent1" w:val="4F81BD"/>
@@ -9434,7 +9635,7 @@
     <w:qFormat/>
     <w:rsid w:val="00fc693f"/>
     <w:rPr>
-      <w:rFonts w:ascii="Calibri" w:hAnsi="Calibri" w:eastAsia="ＭＳ ゴシック" w:cs="" w:asciiTheme="majorHAnsi" w:cstheme="majorBidi" w:eastAsiaTheme="majorEastAsia" w:hAnsiTheme="majorHAnsi"/>
+      <w:rFonts w:ascii="Calibri" w:hAnsi="Calibri" w:eastAsia="" w:cs="" w:asciiTheme="majorHAnsi" w:cstheme="majorBidi" w:eastAsiaTheme="majorEastAsia" w:hAnsiTheme="majorHAnsi"/>
       <w:b/>
       <w:bCs/>
       <w:i/>
@@ -9451,7 +9652,7 @@
     <w:qFormat/>
     <w:rsid w:val="00fc693f"/>
     <w:rPr>
-      <w:rFonts w:ascii="Calibri" w:hAnsi="Calibri" w:eastAsia="ＭＳ ゴシック" w:cs="" w:asciiTheme="majorHAnsi" w:cstheme="majorBidi" w:eastAsiaTheme="majorEastAsia" w:hAnsiTheme="majorHAnsi"/>
+      <w:rFonts w:ascii="Calibri" w:hAnsi="Calibri" w:eastAsia="" w:cs="" w:asciiTheme="majorHAnsi" w:cstheme="majorBidi" w:eastAsiaTheme="majorEastAsia" w:hAnsiTheme="majorHAnsi"/>
       <w:color w:themeColor="accent1" w:themeShade="7f" w:val="243F60"/>
     </w:rPr>
   </w:style>
@@ -9464,7 +9665,7 @@
     <w:qFormat/>
     <w:rsid w:val="00fc693f"/>
     <w:rPr>
-      <w:rFonts w:ascii="Calibri" w:hAnsi="Calibri" w:eastAsia="ＭＳ ゴシック" w:cs="" w:asciiTheme="majorHAnsi" w:cstheme="majorBidi" w:eastAsiaTheme="majorEastAsia" w:hAnsiTheme="majorHAnsi"/>
+      <w:rFonts w:ascii="Calibri" w:hAnsi="Calibri" w:eastAsia="" w:cs="" w:asciiTheme="majorHAnsi" w:cstheme="majorBidi" w:eastAsiaTheme="majorEastAsia" w:hAnsiTheme="majorHAnsi"/>
       <w:i/>
       <w:iCs/>
       <w:color w:themeColor="accent1" w:themeShade="7f" w:val="243F60"/>
@@ -9479,7 +9680,7 @@
     <w:qFormat/>
     <w:rsid w:val="00fc693f"/>
     <w:rPr>
-      <w:rFonts w:ascii="Calibri" w:hAnsi="Calibri" w:eastAsia="ＭＳ ゴシック" w:cs="" w:asciiTheme="majorHAnsi" w:cstheme="majorBidi" w:eastAsiaTheme="majorEastAsia" w:hAnsiTheme="majorHAnsi"/>
+      <w:rFonts w:ascii="Calibri" w:hAnsi="Calibri" w:eastAsia="" w:cs="" w:asciiTheme="majorHAnsi" w:cstheme="majorBidi" w:eastAsiaTheme="majorEastAsia" w:hAnsiTheme="majorHAnsi"/>
       <w:i/>
       <w:iCs/>
       <w:color w:themeColor="text1" w:themeTint="bf" w:val="404040"/>
@@ -9494,7 +9695,7 @@
     <w:qFormat/>
     <w:rsid w:val="00fc693f"/>
     <w:rPr>
-      <w:rFonts w:ascii="Calibri" w:hAnsi="Calibri" w:eastAsia="ＭＳ ゴシック" w:cs="" w:asciiTheme="majorHAnsi" w:cstheme="majorBidi" w:eastAsiaTheme="majorEastAsia" w:hAnsiTheme="majorHAnsi"/>
+      <w:rFonts w:ascii="Calibri" w:hAnsi="Calibri" w:eastAsia="" w:cs="" w:asciiTheme="majorHAnsi" w:cstheme="majorBidi" w:eastAsiaTheme="majorEastAsia" w:hAnsiTheme="majorHAnsi"/>
       <w:color w:themeColor="accent1" w:val="4F81BD"/>
       <w:sz w:val="20"/>
       <w:szCs w:val="20"/>
@@ -9509,7 +9710,7 @@
     <w:qFormat/>
     <w:rsid w:val="00fc693f"/>
     <w:rPr>
-      <w:rFonts w:ascii="Calibri" w:hAnsi="Calibri" w:eastAsia="ＭＳ ゴシック" w:cs="" w:asciiTheme="majorHAnsi" w:cstheme="majorBidi" w:eastAsiaTheme="majorEastAsia" w:hAnsiTheme="majorHAnsi"/>
+      <w:rFonts w:ascii="Calibri" w:hAnsi="Calibri" w:eastAsia="" w:cs="" w:asciiTheme="majorHAnsi" w:cstheme="majorBidi" w:eastAsiaTheme="majorEastAsia" w:hAnsiTheme="majorHAnsi"/>
       <w:i/>
       <w:iCs/>
       <w:color w:themeColor="text1" w:themeTint="bf" w:val="404040"/>
@@ -9746,12 +9947,13 @@
     <w:rsid w:val="00fc693f"/>
     <w:pPr>
       <w:widowControl/>
+      <w:suppressAutoHyphens w:val="true"/>
       <w:bidi w:val="0"/>
       <w:spacing w:lineRule="auto" w:line="240" w:before="0" w:after="0"/>
       <w:jc w:val="left"/>
     </w:pPr>
     <w:rPr>
-      <w:rFonts w:ascii="Cambria" w:hAnsi="Cambria" w:eastAsia="ＭＳ 明朝" w:cs="" w:asciiTheme="minorHAnsi" w:cstheme="minorBidi" w:eastAsiaTheme="minorEastAsia" w:hAnsiTheme="minorHAnsi"/>
+      <w:rFonts w:ascii="Cambria" w:hAnsi="Cambria" w:eastAsia="" w:cs="" w:asciiTheme="minorHAnsi" w:cstheme="minorBidi" w:eastAsiaTheme="minorEastAsia" w:hAnsiTheme="minorHAnsi"/>
       <w:color w:val="auto"/>
       <w:kern w:val="0"/>
       <w:sz w:val="22"/>
@@ -9775,7 +9977,7 @@
       <w:contextualSpacing/>
     </w:pPr>
     <w:rPr>
-      <w:rFonts w:ascii="Calibri" w:hAnsi="Calibri" w:eastAsia="ＭＳ ゴシック" w:cs="" w:asciiTheme="majorHAnsi" w:cstheme="majorBidi" w:eastAsiaTheme="majorEastAsia" w:hAnsiTheme="majorHAnsi"/>
+      <w:rFonts w:ascii="Calibri" w:hAnsi="Calibri" w:eastAsia="" w:cs="" w:asciiTheme="majorHAnsi" w:cstheme="majorBidi" w:eastAsiaTheme="majorEastAsia" w:hAnsiTheme="majorHAnsi"/>
       <w:color w:themeColor="text2" w:themeShade="bf" w:val="17365D"/>
       <w:spacing w:val="5"/>
       <w:kern w:val="2"/>
@@ -9793,7 +9995,7 @@
     <w:rsid w:val="00fc693f"/>
     <w:pPr/>
     <w:rPr>
-      <w:rFonts w:ascii="Calibri" w:hAnsi="Calibri" w:eastAsia="ＭＳ ゴシック" w:cs="" w:asciiTheme="majorHAnsi" w:cstheme="majorBidi" w:eastAsiaTheme="majorEastAsia" w:hAnsiTheme="majorHAnsi"/>
+      <w:rFonts w:ascii="Calibri" w:hAnsi="Calibri" w:eastAsia="" w:cs="" w:asciiTheme="majorHAnsi" w:cstheme="majorBidi" w:eastAsiaTheme="majorEastAsia" w:hAnsiTheme="majorHAnsi"/>
       <w:i/>
       <w:iCs/>
       <w:color w:themeColor="accent1" w:val="4F81BD"/>
@@ -10026,12 +10228,13 @@
         <w:tab w:val="left" w:pos="3456" w:leader="none"/>
         <w:tab w:val="left" w:pos="4032" w:leader="none"/>
       </w:tabs>
+      <w:suppressAutoHyphens w:val="true"/>
       <w:bidi w:val="0"/>
       <w:spacing w:lineRule="auto" w:line="276" w:before="0" w:after="200"/>
       <w:jc w:val="left"/>
     </w:pPr>
     <w:rPr>
-      <w:rFonts w:ascii="Courier" w:hAnsi="Courier" w:eastAsia="ＭＳ 明朝" w:cs="" w:cstheme="minorBidi" w:eastAsiaTheme="minorEastAsia"/>
+      <w:rFonts w:ascii="Courier" w:hAnsi="Courier" w:eastAsia="" w:cs="" w:cstheme="minorBidi" w:eastAsiaTheme="minorEastAsia"/>
       <w:color w:val="auto"/>
       <w:kern w:val="0"/>
       <w:sz w:val="20"/>
@@ -13229,7 +13432,6 @@
       <w:pPr>
         <w:spacing w:before="0" w:after="0" w:line="240" w:lineRule="auto"/>
       </w:pPr>
-      <w:rPr/>
       <w:tblPr/>
       <w:tcPr>
         <w:tcBorders>
@@ -13375,7 +13577,6 @@
       <w:pPr>
         <w:spacing w:before="0" w:after="0" w:line="240" w:lineRule="auto"/>
       </w:pPr>
-      <w:rPr/>
       <w:tblPr/>
       <w:tcPr>
         <w:tcBorders>
@@ -13521,7 +13722,6 @@
       <w:pPr>
         <w:spacing w:before="0" w:after="0" w:line="240" w:lineRule="auto"/>
       </w:pPr>
-      <w:rPr/>
       <w:tblPr/>
       <w:tcPr>
         <w:tcBorders>
@@ -13667,7 +13867,6 @@
       <w:pPr>
         <w:spacing w:before="0" w:after="0" w:line="240" w:lineRule="auto"/>
       </w:pPr>
-      <w:rPr/>
       <w:tblPr/>
       <w:tcPr>
         <w:tcBorders>
@@ -13813,7 +14012,6 @@
       <w:pPr>
         <w:spacing w:before="0" w:after="0" w:line="240" w:lineRule="auto"/>
       </w:pPr>
-      <w:rPr/>
       <w:tblPr/>
       <w:tcPr>
         <w:tcBorders>
@@ -13959,7 +14157,6 @@
       <w:pPr>
         <w:spacing w:before="0" w:after="0" w:line="240" w:lineRule="auto"/>
       </w:pPr>
-      <w:rPr/>
       <w:tblPr/>
       <w:tcPr>
         <w:tcBorders>
@@ -14105,7 +14302,6 @@
       <w:pPr>
         <w:spacing w:before="0" w:after="0" w:line="240" w:lineRule="auto"/>
       </w:pPr>
-      <w:rPr/>
       <w:tblPr/>
       <w:tcPr>
         <w:tcBorders>
